--- a/docs/word/build_walkthrough.docx
+++ b/docs/word/build_walkthrough.docx
@@ -21,7 +21,7 @@
           <w:color w:val="5F7A80"/>
           <w:sz w:val="25"/>
         </w:rPr>
-        <w:t>The whole build from an empty folder, in the order I worked, and what every file is for.</w:t>
+        <w:t>The whole build from an empty folder, and what every file is for.</w:t>
       </w:r>
     </w:p>
     <w:p/>
@@ -58,7 +58,7 @@
           <w:color w:val="5F7A80"/>
           <w:sz w:val="19"/>
         </w:rPr>
-        <w:t>Generated 03 September 2026</w:t>
+        <w:t>Generated 17 October 2026</w:t>
       </w:r>
     </w:p>
     <w:p/>
@@ -72,7 +72,6 @@
         <w:t>I have written it so that someone with the idea and no other materials could rebuild the whole thing. Where a decision could reasonably have gone the other way, I say what I chose and why, rather than presenting it as the only option.</w:t>
       </w:r>
     </w:p>
-    <w:p/>
     <w:p>
       <w:pPr>
         <w:pStyle w:val="Heading2"/>
@@ -95,37 +94,25 @@
       </w:r>
     </w:p>
     <w:p>
-      <w:pPr>
-        <w:ind w:left="432"/>
-      </w:pPr>
       <w:r>
         <w:rPr>
           <w:i/>
-          <w:color w:val="5F7A80"/>
         </w:rPr>
-        <w:t>How large a wizarding-category buy should a Canadian book and lifestyle</w:t>
+        <w:t>How large a wizarding category buy should a Canadian book and lifestyle</w:t>
       </w:r>
     </w:p>
     <w:p>
-      <w:pPr>
-        <w:ind w:left="432"/>
-      </w:pPr>
       <w:r>
         <w:rPr>
           <w:i/>
-          <w:color w:val="5F7A80"/>
         </w:rPr>
         <w:t>retailer commit for the 2026 holiday season, given that the new series</w:t>
       </w:r>
     </w:p>
     <w:p>
-      <w:pPr>
-        <w:ind w:left="432"/>
-      </w:pPr>
       <w:r>
         <w:rPr>
           <w:i/>
-          <w:color w:val="5F7A80"/>
         </w:rPr>
         <w:t>premieres on 25 December 2026?</w:t>
       </w:r>
@@ -141,7 +128,7 @@
         <w:t>after</w:t>
       </w:r>
       <w:r>
-        <w:t xml:space="preserve"> the gift-buying window closes. A retailer has to commit stock months earlier, and the surge in interest arrives when the shelves are already cleared. So the real question is not only </w:t>
+        <w:t xml:space="preserve"> the gift buying window closes. A retailer has to commit stock months earlier, and the surge in interest arrives when the shelves are already cleared. So the real question is not only </w:t>
       </w:r>
       <w:r>
         <w:rPr>
@@ -159,7 +146,7 @@
         <w:t>when</w:t>
       </w:r>
       <w:r>
-        <w:t xml:space="preserve"> — and that turned out to be the finding worth having.</w:t>
+        <w:t>, and that turned out to be the finding worth having.</w:t>
       </w:r>
     </w:p>
     <w:p>
@@ -181,25 +168,21 @@
       </w:r>
     </w:p>
     <w:p>
-      <w:pPr>
-        <w:ind w:left="432"/>
-      </w:pPr>
       <w:r>
         <w:rPr>
           <w:i/>
-          <w:color w:val="5F7A80"/>
         </w:rPr>
         <w:t>Every data source must work with no API key, no account, and no paid tier.</w:t>
       </w:r>
     </w:p>
     <w:p>
       <w:r>
-        <w:t>This was not a limitation I discovered part way through — it was a design decision, and it drove every source choice that follows. The benefit is that anyone can clone the repository and reproduce the entire dataset from nothing. There is no "you need to get a key from X first" step, and no result depends on credentials I hold and a reader does not.</w:t>
+        <w:t>This was not a limitation I discovered part way through. It was a design decision, and it drove every source choice that follows. The benefit is that anyone can clone the repository and reproduce the entire dataset from nothing. There is no "you need to get a key from X first" step, and no result depends on credentials I hold and a reader does not.</w:t>
       </w:r>
     </w:p>
     <w:p>
       <w:r>
-        <w:t>It did cost something, and I record that honestly rather than hiding it. Retail prices for the toy line and a fan-text corpus both sit behind free API keys, so four analyses that would have needed them are either replaced with a credential-free equivalent or reported as not done. Each replacement is labelled as one everywhere it appears. I did not scrape around either source; both publish an API and ask that automated access go through it, and the moment I scraped, every claim in the ethics document would have become false.</w:t>
+        <w:t>It did cost something, and I record that honestly rather than hiding it. Retail prices for the toy line and a fan text corpus both sit behind free API keys, so six analyses that would have needed them are replaced with a credential free equivalent. Each replacement is labelled as one everywhere it appears. I did not scrape around either source; both publish an API and ask that automated access go through it, and the moment I scraped, every claim in the ethics document would have become false.</w:t>
       </w:r>
     </w:p>
     <w:p>
@@ -223,7 +206,7 @@
         <w:t>Canadian dollars throughout.</w:t>
       </w:r>
       <w:r>
-        <w:t xml:space="preserve"> The client is Canadian. Box office is published in US dollars, so I convert at a single stated rate rather than a historic series — a historic series mixes inflation and currency movement in one column and the reader cannot tell which is which.</w:t>
+        <w:t xml:space="preserve"> The client is Canadian. Box office is published in US dollars, so I convert at a single stated rate rather than a historic series, because a historic series mixes inflation and currency movement in one column and the reader cannot tell which is which.</w:t>
       </w:r>
     </w:p>
     <w:p>
@@ -245,7 +228,7 @@
         <w:t>config.yaml</w:t>
       </w:r>
       <w:r>
-        <w:t>. No script contains a magic number. This is what makes the sensitivity analysis possible at all: I can change the pass-through assumption in one place and rerun.</w:t>
+        <w:t>. No script contains a magic number. This is what makes the sensitivity analysis possible at all: I can change the pass through assumption in one place and rerun.</w:t>
       </w:r>
     </w:p>
     <w:p>
@@ -278,7 +261,7 @@
         <w:t>60</w:t>
       </w:r>
       <w:r>
-        <w:t>. Anyone can see the pipeline by listing the folder, and there is no separate orchestration file that can fall out of date with reality.</w:t>
+        <w:t>. Anyone can see the pipeline by listing the folder, and there is no separate orchestration file that can fall out of date with reality. The one exception is the web export (24) and the infographic (28), which read tables made by later scripts, so I run those two again at the end.</w:t>
       </w:r>
     </w:p>
     <w:p>
@@ -300,7 +283,7 @@
         <w:t>data/raw/</w:t>
       </w:r>
       <w:r>
-        <w:t xml:space="preserve"> and are treated as read-only. Cleaning writes to </w:t>
+        <w:t xml:space="preserve"> and are treated as read only. Cleaning writes to </w:t>
       </w:r>
       <w:r>
         <w:rPr>
@@ -322,7 +305,7 @@
         <w:t>data/processed/</w:t>
       </w:r>
       <w:r>
-        <w:t>. If cleaning has a bug, I fix it and rerun; I never have to re-collect.</w:t>
+        <w:t>. If cleaning has a bug, I fix it and rerun; I never have to collect again.</w:t>
       </w:r>
     </w:p>
     <w:p>
@@ -336,7 +319,6 @@
         <w:t xml:space="preserve"> A result without a stated weakness is a result I do not yet understand. This is a formatting rule enforced by the helper that writes findings, not a good intention.</w:t>
       </w:r>
     </w:p>
-    <w:p/>
     <w:p>
       <w:pPr>
         <w:pStyle w:val="Heading2"/>
@@ -365,6 +347,108 @@
           <w:sz w:val="18"/>
         </w:rPr>
         <w:t>python -m venv .venv</w:t>
+        <w:br/>
+        <w:t>.venv\Scripts\activate</w:t>
+      </w:r>
+    </w:p>
+    <w:p>
+      <w:r>
+        <w:t xml:space="preserve">I built on Python 3.14.2 on Windows 11. I installed packages as I needed them rather than guessing a list up front, then froze the result at the end by reading versions back from </w:t>
+      </w:r>
+      <w:r>
+        <w:rPr>
+          <w:rFonts w:ascii="Consolas" w:hAnsi="Consolas"/>
+          <w:color w:val="0E7C86"/>
+          <w:sz w:val="19"/>
+        </w:rPr>
+        <w:t>pip</w:t>
+      </w:r>
+      <w:r>
+        <w:t xml:space="preserve"> rather than typing them from memory. That is why </w:t>
+      </w:r>
+      <w:r>
+        <w:rPr>
+          <w:rFonts w:ascii="Consolas" w:hAnsi="Consolas"/>
+          <w:color w:val="0E7C86"/>
+          <w:sz w:val="19"/>
+        </w:rPr>
+        <w:t>requirements.txt</w:t>
+      </w:r>
+      <w:r>
+        <w:t xml:space="preserve"> matches the environment that actually produced the outputs.</w:t>
+      </w:r>
+    </w:p>
+    <w:p>
+      <w:r>
+        <w:t xml:space="preserve">Three packages that a stack like this would normally include are left out on purpose. </w:t>
+      </w:r>
+      <w:r>
+        <w:rPr>
+          <w:rFonts w:ascii="Consolas" w:hAnsi="Consolas"/>
+          <w:color w:val="0E7C86"/>
+          <w:sz w:val="19"/>
+        </w:rPr>
+        <w:t>pyspark</w:t>
+      </w:r>
+      <w:r>
+        <w:t xml:space="preserve"> installs cleanly but needs a Java runtime, and there is no JVM on my machine, so the out of core comparison uses Dask instead. </w:t>
+      </w:r>
+      <w:r>
+        <w:rPr>
+          <w:rFonts w:ascii="Consolas" w:hAnsi="Consolas"/>
+          <w:color w:val="0E7C86"/>
+          <w:sz w:val="19"/>
+        </w:rPr>
+        <w:t>plotly</w:t>
+      </w:r>
+      <w:r>
+        <w:t xml:space="preserve"> is not needed, because every figure is matplotlib, and </w:t>
+      </w:r>
+      <w:r>
+        <w:rPr>
+          <w:rFonts w:ascii="Consolas" w:hAnsi="Consolas"/>
+          <w:color w:val="0E7C86"/>
+          <w:sz w:val="19"/>
+        </w:rPr>
+        <w:t>nltk</w:t>
+      </w:r>
+      <w:r>
+        <w:t xml:space="preserve"> is not needed, because </w:t>
+      </w:r>
+      <w:r>
+        <w:rPr>
+          <w:rFonts w:ascii="Consolas" w:hAnsi="Consolas"/>
+          <w:color w:val="0E7C86"/>
+          <w:sz w:val="19"/>
+        </w:rPr>
+        <w:t>vaderSentiment</w:t>
+      </w:r>
+      <w:r>
+        <w:t xml:space="preserve"> scores tone on its own. I record that in </w:t>
+      </w:r>
+      <w:r>
+        <w:rPr>
+          <w:rFonts w:ascii="Consolas" w:hAnsi="Consolas"/>
+          <w:color w:val="0E7C86"/>
+          <w:sz w:val="19"/>
+        </w:rPr>
+        <w:t>requirements.txt</w:t>
+      </w:r>
+      <w:r>
+        <w:t xml:space="preserve"> itself rather than leaving a reader to wonder.</w:t>
+      </w:r>
+    </w:p>
+    <w:p>
+      <w:pPr>
+        <w:pStyle w:val="Heading3"/>
+      </w:pPr>
+      <w:r>
+        <w:t>2.2 The folder tree</w:t>
+      </w:r>
+    </w:p>
+    <w:p>
+      <w:r>
+        <w:t>I created the whole tree before writing code, so that nothing ever had to guess where to put a file:</w:t>
       </w:r>
     </w:p>
     <w:p>
@@ -378,94 +462,13 @@
           <w:color w:val="5F7A80"/>
           <w:sz w:val="18"/>
         </w:rPr>
-        <w:t>.venv\Scripts\activate</w:t>
-      </w:r>
-    </w:p>
-    <w:p>
-      <w:r>
-        <w:t xml:space="preserve">I built on Python 3.14.2 on Windows 11. I installed packages as I needed them rather than guessing a list up front, then froze the result at the end by reading versions back from </w:t>
-      </w:r>
-      <w:r>
-        <w:rPr>
-          <w:rFonts w:ascii="Consolas" w:hAnsi="Consolas"/>
-          <w:color w:val="0E7C86"/>
-          <w:sz w:val="19"/>
-        </w:rPr>
-        <w:t>pip</w:t>
-      </w:r>
-      <w:r>
-        <w:t xml:space="preserve"> rather than typing them from memory. That is why </w:t>
-      </w:r>
-      <w:r>
-        <w:rPr>
-          <w:rFonts w:ascii="Consolas" w:hAnsi="Consolas"/>
-          <w:color w:val="0E7C86"/>
-          <w:sz w:val="19"/>
-        </w:rPr>
-        <w:t>requirements.txt</w:t>
-      </w:r>
-      <w:r>
-        <w:t xml:space="preserve"> matches the environment that actually produced the outputs.</w:t>
-      </w:r>
-    </w:p>
-    <w:p>
-      <w:r>
-        <w:t xml:space="preserve">One package the brief-style stack would normally include is deliberately absent. </w:t>
-      </w:r>
-      <w:r>
-        <w:rPr>
-          <w:rFonts w:ascii="Consolas" w:hAnsi="Consolas"/>
-          <w:color w:val="0E7C86"/>
-          <w:sz w:val="19"/>
-        </w:rPr>
-        <w:t>pyspark</w:t>
-      </w:r>
-      <w:r>
-        <w:t xml:space="preserve"> installs cleanly but needs a Java runtime, and there is no JVM on my machine, so the out-of-core comparison uses Dask instead. I record that in </w:t>
-      </w:r>
-      <w:r>
-        <w:rPr>
-          <w:rFonts w:ascii="Consolas" w:hAnsi="Consolas"/>
-          <w:color w:val="0E7C86"/>
-          <w:sz w:val="19"/>
-        </w:rPr>
-        <w:t>requirements.txt</w:t>
-      </w:r>
-      <w:r>
-        <w:t xml:space="preserve"> itself rather than leaving a reader to wonder.</w:t>
-      </w:r>
-    </w:p>
-    <w:p>
-      <w:pPr>
-        <w:pStyle w:val="Heading3"/>
-      </w:pPr>
-      <w:r>
-        <w:t>2.2 The folder tree</w:t>
-      </w:r>
-    </w:p>
-    <w:p>
-      <w:r>
-        <w:t>I created the whole tree before writing code, so that nothing ever had to guess where to put a file:</w:t>
-      </w:r>
-    </w:p>
-    <w:p>
-      <w:pPr>
-        <w:spacing w:before="80"/>
-        <w:ind w:left="360"/>
-      </w:pPr>
-      <w:r>
-        <w:rPr>
-          <w:rFonts w:ascii="Consolas" w:hAnsi="Consolas"/>
-          <w:color w:val="5F7A80"/>
-          <w:sz w:val="18"/>
-        </w:rPr>
-        <w:t>data/raw/          collected exactly as the source returned it, read-only</w:t>
+        <w:t>data/raw/          collected exactly as the source returned it, read only</w:t>
         <w:br/>
         <w:t>data/cleaned/      one tidy table per source, types fixed, columns renamed</w:t>
         <w:br/>
-        <w:t>data/processed/    joined, analysis-ready tables</w:t>
+        <w:t>data/processed/    joined, ready for analysis tables</w:t>
         <w:br/>
-        <w:t>data/external/     hand-entered CSVs that no script can regenerate</w:t>
+        <w:t>data/external/     hand entered CSVs that no script can regenerate</w:t>
         <w:br/>
         <w:t>src/collect/       01-09  talk to the outside world</w:t>
         <w:br/>
@@ -491,7 +494,7 @@
         <w:br/>
         <w:t>dashboard/         the Power BI project</w:t>
         <w:br/>
-        <w:t>web/               the one-page HTML summary</w:t>
+        <w:t>web/               the one page HTML summary</w:t>
         <w:br/>
         <w:t>docs/              generated Markdown and the Word documents</w:t>
         <w:br/>
@@ -588,12 +591,12 @@
         <w:t>data/external</w:t>
       </w:r>
       <w:r>
-        <w:t xml:space="preserve"> is tracked, because it is hand-entered and no script can regenerate it.</w:t>
+        <w:t xml:space="preserve"> is tracked, because it is hand entered and no script can regenerate it.</w:t>
       </w:r>
     </w:p>
     <w:p>
       <w:r>
-        <w:t xml:space="preserve">Credentials are excluded by pattern rather than by name — </w:t>
+        <w:t xml:space="preserve">Credentials are excluded by pattern rather than by name: </w:t>
       </w:r>
       <w:r>
         <w:rPr>
@@ -682,7 +685,6 @@
         <w:t xml:space="preserve"> with empty values so a reader knows what would be needed, and never a value.</w:t>
       </w:r>
     </w:p>
-    <w:p/>
     <w:p>
       <w:pPr>
         <w:pStyle w:val="Heading2"/>
@@ -704,7 +706,7 @@
         <w:t>`src/utils/config.py`</w:t>
       </w:r>
       <w:r>
-        <w:t xml:space="preserve"> — the single point of access to </w:t>
+        <w:t xml:space="preserve">: the single point of access to </w:t>
       </w:r>
       <w:r>
         <w:rPr>
@@ -759,7 +761,7 @@
         <w:t>`src/utils/http.py`</w:t>
       </w:r>
       <w:r>
-        <w:t xml:space="preserve"> — one polite HTTP client that every outbound request in the project goes through. It sets a </w:t>
+        <w:t xml:space="preserve">: one polite HTTP client that every outbound request in the project goes through. It sets a </w:t>
       </w:r>
       <w:r>
         <w:rPr>
@@ -770,7 +772,7 @@
         <w:t>User-Agent</w:t>
       </w:r>
       <w:r>
-        <w:t xml:space="preserve"> naming the project, spaces calls to the per-source rate limit from config, honours a </w:t>
+        <w:t xml:space="preserve"> naming the project, spaces calls to the per source rate limit from config, honours a </w:t>
       </w:r>
       <w:r>
         <w:rPr>
@@ -781,7 +783,7 @@
         <w:t>Retry-After</w:t>
       </w:r>
       <w:r>
-        <w:t xml:space="preserve"> header when the server sends one, and retries with backoff. Because there is exactly one client, the terms-of-use table in the ethics document describes actual behaviour rather than intentions. During collection the Wikimedia server asked for a pause three times and the client waited the requested 5, 49 and 53 seconds rather than hammering it.</w:t>
+        <w:t xml:space="preserve"> header when the server sends one, and retries with backoff. Because there is exactly one client, the terms of use table in the ethics document describes actual behaviour rather than intentions. During collection the Wikimedia server asked for a pause three times and the client waited the requested 5, 49 and 53 seconds rather than hammering it.</w:t>
       </w:r>
     </w:p>
     <w:p>
@@ -792,7 +794,7 @@
         <w:t>`src/utils/io.py`</w:t>
       </w:r>
       <w:r>
-        <w:t xml:space="preserve"> — saving, loading and stamping files. Every write goes through it, which is how the folder layout stays enforced in code rather than by discipline. It also writes a </w:t>
+        <w:t xml:space="preserve">: saving, loading and stamping files. Every write goes through it, which is how the folder layout stays enforced in code rather than by discipline. It also writes a </w:t>
       </w:r>
       <w:r>
         <w:rPr>
@@ -814,7 +816,7 @@
         <w:t>`src/utils/logging_setup.py`</w:t>
       </w:r>
       <w:r>
-        <w:t xml:space="preserve"> — shared logging, the </w:t>
+        <w:t xml:space="preserve">: shared logging, the </w:t>
       </w:r>
       <w:r>
         <w:rPr>
@@ -885,7 +887,7 @@
         <w:t>docs/findings.md</w:t>
       </w:r>
       <w:r>
-        <w:t xml:space="preserve"> in a fixed shape — claim, evidence, uncertainty. Because the shape is enforced by the helper, no finding can reach the document without its weakness stated.</w:t>
+        <w:t xml:space="preserve"> in a fixed shape: claim, evidence, uncertainty. Because the shape is enforced by the helper, no finding can reach the document without its weakness stated.</w:t>
       </w:r>
     </w:p>
     <w:p>
@@ -896,7 +898,7 @@
         <w:t>`src/utils/plotting.py`</w:t>
       </w:r>
       <w:r>
-        <w:t xml:space="preserve"> — one palette and one chart style for the whole project, so seventeen figures made over several days look like one person made them. Changing the project's colour scheme is a change to this one file.</w:t>
+        <w:t>: one palette and one chart style for the whole project, so seventeen figures made over several days look like one person made them. Changing the project's colour scheme is a change to this one file.</w:t>
       </w:r>
     </w:p>
     <w:p>
@@ -912,7 +914,7 @@
         <w:t>`src/utils/markdown_to_docx.py`</w:t>
       </w:r>
       <w:r>
-        <w:t xml:space="preserve"> — converts Markdown to a styled Word document, matching the same palette.</w:t>
+        <w:t>: converts Markdown to a styled Word document, matching the same palette.</w:t>
       </w:r>
     </w:p>
     <w:p>
@@ -923,10 +925,9 @@
         <w:t>`src/utils/pbi_visuals.py`</w:t>
       </w:r>
       <w:r>
-        <w:t xml:space="preserve"> — builders for Power BI report visuals, kept separate from the generator that assembles the project file.</w:t>
+        <w:t>: builders for Power BI report visuals, kept separate from the generator that assembles the project file.</w:t>
       </w:r>
     </w:p>
-    <w:p/>
     <w:p>
       <w:pPr>
         <w:pStyle w:val="Heading2"/>
@@ -959,7 +960,7 @@
         <w:t>09</w:t>
       </w:r>
       <w:r>
-        <w:t>. Six talk to a source, two record why a source was not used, one validates the hand-entered tables.</w:t>
+        <w:t>. Six talk to a source, two record why a source was not used, one validates the hand entered tables.</w:t>
       </w:r>
     </w:p>
     <w:tbl>
@@ -1093,7 +1094,7 @@
               <w:rPr>
                 <w:sz w:val="18"/>
               </w:rPr>
-              <w:t>HP API, no key. 514 records; better attribute completeness on the main cast, so it cross-checks PotterDB.</w:t>
+              <w:t>HP API, no key. 514 records; better attribute completeness on the main cast, so it cross checks PotterDB.</w:t>
             </w:r>
           </w:p>
         </w:tc>
@@ -1139,7 +1140,7 @@
               <w:rPr>
                 <w:sz w:val="18"/>
               </w:rPr>
-              <w:t>Wikimedia pageviews REST API, no key. 144,035 article-days across 37 articles, daily from 2015-07-01. This became the primary attention series.</w:t>
+              <w:t>Wikimedia pageviews REST API, no key. 144,035 article days across 37 articles, daily from 2015-07-01. This became the primary attention series.</w:t>
             </w:r>
           </w:p>
         </w:tc>
@@ -1199,7 +1200,7 @@
               <w:rPr>
                 <w:sz w:val="18"/>
               </w:rPr>
-              <w:t>. 40 pulls: one full-range monthly series plus eight overlapping four-year windows for weekly detail.</w:t>
+              <w:t>. 40 pulls: one full range monthly series plus eight overlapping four year windows for weekly detail.</w:t>
             </w:r>
           </w:p>
         </w:tc>
@@ -1245,7 +1246,7 @@
               <w:rPr>
                 <w:sz w:val="18"/>
               </w:rPr>
-              <w:t>Statistics Canada web data service. Three tables, 1.37m rows: retail trade 1991-2026 and CPI 1914-2026.</w:t>
+              <w:t>Statistics Canada web data service. Three tables, 222,799 rows: retail trade 1991-2026 and CPI 1914-2026.</w:t>
             </w:r>
           </w:p>
         </w:tc>
@@ -1429,7 +1430,7 @@
               <w:rPr>
                 <w:sz w:val="18"/>
               </w:rPr>
-              <w:t>Validates the two hand-entered CSVs: types, ranges, no missing sources.</w:t>
+              <w:t>Validates the two hand entered CSVs: types, ranges, no missing sources.</w:t>
             </w:r>
           </w:p>
         </w:tc>
@@ -1441,7 +1442,7 @@
         <w:pStyle w:val="Heading3"/>
       </w:pPr>
       <w:r>
-        <w:t>4.1 The two hand-entered tables</w:t>
+        <w:t>4.1 The two hand entered tables</w:t>
       </w:r>
     </w:p>
     <w:p>
@@ -1468,12 +1469,12 @@
         <w:t>data/external/parks.csv</w:t>
       </w:r>
       <w:r>
-        <w:t xml:space="preserve"> holds 66 park-years of attendance.</w:t>
+        <w:t xml:space="preserve"> holds 66 park years of attendance.</w:t>
       </w:r>
     </w:p>
     <w:p>
       <w:r>
-        <w:t xml:space="preserve">I hand-entered both, with a source and a date on every row, and </w:t>
+        <w:t xml:space="preserve">I hand entered both, with a source and a date on every row, and </w:t>
       </w:r>
       <w:r>
         <w:rPr>
@@ -1515,7 +1516,7 @@
         <w:t>million</w:t>
       </w:r>
       <w:r>
-        <w:t xml:space="preserve">, and Deathly Hallows Part 2 at "$1,342 billion" where the comma is a decimal point. Three of those errors would survive a careless parse and quietly corrupt the return-on-investment analysis. So film money comes from The Numbers, Box Office Mojo and Rotten Tomatoes, and I keep PotterDB's own figures alongside under a </w:t>
+        <w:t xml:space="preserve">, and Deathly Hallows Part 2 at "$1,342 billion" where the comma is a decimal point. Three of those errors would survive a careless parse and quietly corrupt the return on investment analysis. So film money comes from The Numbers, Box Office Mojo and Rotten Tomatoes, and I keep PotterDB's own figures alongside under a </w:t>
       </w:r>
       <w:r>
         <w:rPr>
@@ -1559,7 +1560,7 @@
         <w:t>Google Trends silently changes granularity.</w:t>
       </w:r>
       <w:r>
-        <w:t xml:space="preserve"> I wanted weekly data since 2004. Google chooses granularity from the width of the request and gives the caller no say — a request spanning 2004 to 2026 returns </w:t>
+        <w:t xml:space="preserve"> I wanted weekly data since 2004. Google chooses granularity from the width of the request and gives the caller no say. A request spanning 2004 to 2026 returns </w:t>
       </w:r>
       <w:r>
         <w:rPr>
@@ -1568,12 +1569,12 @@
         <w:t>monthly</w:t>
       </w:r>
       <w:r>
-        <w:t xml:space="preserve"> points, with no error and no warning. The fix is to collect twice: one full-range monthly pull for the long history, and eight overlapping four-year windows for weekly detail, then rescale the windows onto one series using the year each neighbouring pair shares.</w:t>
+        <w:t xml:space="preserve"> points, with no error and no warning. The fix is to collect twice: one full range monthly pull for the long history, and eight overlapping four year windows for weekly detail, then rescale the windows onto one series using the year each neighbouring pair shares.</w:t>
       </w:r>
     </w:p>
     <w:p>
       <w:r>
-        <w:t>The rescaling itself has a trap. My first attempt took the median of the per-week ratios in the overlap, which collapsed to zero on sparse terms where most overlapping weeks are zero on one side. The fix is a ratio of sums across the whole overlap, which is stable when individual weeks are noisy or empty.</w:t>
+        <w:t>The rescaling itself has a trap. My first attempt took the median of the per week ratios in the overlap, which collapsed to zero on sparse terms where most overlapping weeks are zero on one side. The fix is a ratio of sums across the whole overlap, which is stable when individual weeks are noisy or empty.</w:t>
       </w:r>
     </w:p>
     <w:p>
@@ -1607,7 +1608,7 @@
     </w:p>
     <w:p>
       <w:r>
-        <w:t xml:space="preserve">Concatenating on the code alone leaves the focus category with no history before 2017 — </w:t>
+        <w:t xml:space="preserve">Concatenating on the code alone leaves the focus category with no history before 2017, </w:t>
       </w:r>
       <w:r>
         <w:rPr>
@@ -1630,7 +1631,6 @@
         <w:t xml:space="preserve"> mapping old codes to new, plus an overlap check that measures how well each mapped pair agrees. 459A agrees with 451 to within 1.3% across 72 overlapping months, which is what justifies joining them.</w:t>
       </w:r>
     </w:p>
-    <w:p/>
     <w:p>
       <w:pPr>
         <w:pStyle w:val="Heading2"/>
@@ -2027,7 +2027,7 @@
               <w:rPr>
                 <w:sz w:val="18"/>
               </w:rPr>
-              <w:t>would clean fan text; hard-fails if a raw file contains a username</w:t>
+              <w:t>would clean fan text; hard fails if a raw file contains a username</w:t>
             </w:r>
           </w:p>
         </w:tc>
@@ -2119,7 +2119,7 @@
               <w:rPr>
                 <w:sz w:val="18"/>
               </w:rPr>
-              <w:t>joins everything into five analysis-ready tables</w:t>
+              <w:t>joins everything into five ready for analysis tables</w:t>
             </w:r>
           </w:p>
         </w:tc>
@@ -2204,7 +2204,7 @@
         <w:t>`attention_weekly.csv`</w:t>
       </w:r>
       <w:r>
-        <w:t xml:space="preserve"> — the composite attention series, weekly</w:t>
+        <w:t>: the composite attention series, weekly</w:t>
       </w:r>
     </w:p>
     <w:p>
@@ -2218,7 +2218,7 @@
         <w:t>`retail_monthly.csv`</w:t>
       </w:r>
       <w:r>
-        <w:t xml:space="preserve"> — Canadian category and total retail, monthly, real and nominal</w:t>
+        <w:t>: Canadian category and total retail, monthly, real and nominal</w:t>
       </w:r>
     </w:p>
     <w:p>
@@ -2232,7 +2232,7 @@
         <w:t>`characters.csv`</w:t>
       </w:r>
       <w:r>
-        <w:t xml:space="preserve"> — characters with their attention series joined on</w:t>
+        <w:t>: characters with their attention series joined on</w:t>
       </w:r>
     </w:p>
     <w:p>
@@ -2246,7 +2246,7 @@
         <w:t>`films.csv`</w:t>
       </w:r>
       <w:r>
-        <w:t xml:space="preserve"> — the eleven films, cleaned and deflated</w:t>
+        <w:t>: the eleven films, cleaned and deflated</w:t>
       </w:r>
     </w:p>
     <w:p>
@@ -2260,12 +2260,7 @@
         <w:t>`products.csv`</w:t>
       </w:r>
       <w:r>
-        <w:t xml:space="preserve"> — the branded set catalogue</w:t>
-      </w:r>
-    </w:p>
-    <w:p>
-      <w:r>
-        <w:t>Two things I got wrong here and had to fix:</w:t>
+        <w:t>: the branded set catalogue Two things I got wrong here and had to fix:</w:t>
       </w:r>
     </w:p>
     <w:p>
@@ -2323,7 +2318,6 @@
         <w:t xml:space="preserve"> is worth building. It reads every processed table and its sidecar and writes the data dictionary automatically, so the documentation of columns can never drift from the columns that actually exist.</w:t>
       </w:r>
     </w:p>
-    <w:p/>
     <w:p>
       <w:pPr>
         <w:pStyle w:val="Heading2"/>
@@ -2543,7 +2537,7 @@
               <w:rPr>
                 <w:sz w:val="18"/>
               </w:rPr>
-              <w:t>Whether character attention co-moves in a meaningful structure</w:t>
+              <w:t>Whether character attention moves together in a meaningful structure</w:t>
             </w:r>
           </w:p>
         </w:tc>
@@ -2833,7 +2827,7 @@
               <w:rPr>
                 <w:sz w:val="18"/>
               </w:rPr>
-              <w:t>The single-page infographic</w:t>
+              <w:t>The single page infographic</w:t>
             </w:r>
           </w:p>
         </w:tc>
@@ -2918,7 +2912,7 @@
         <w:t>20_seasonality.py</w:t>
       </w:r>
       <w:r>
-        <w:t xml:space="preserve"> runs an STL decomposition on both series and compares their seasonal indices. The category peaks hard in December and collapses in January. Franchise attention barely moves all year — it spans only a few index points.</w:t>
+        <w:t xml:space="preserve"> runs an STL decomposition on both series and compares their seasonal indices. The category peaks hard in December and collapses in January. Franchise attention barely moves all year. It spans only a few index points.</w:t>
       </w:r>
     </w:p>
     <w:p>
@@ -2956,12 +2950,12 @@
         <w:t>The character network was meaningless at first.</w:t>
       </w:r>
       <w:r>
-        <w:t xml:space="preserve"> I used a fixed correlation threshold for edges and got a graph with density 1.0 — every character connected to every other, which measures nothing. The cause is that every character article shares the franchise trend, so on raw levels every pair correlates above 0.9.</w:t>
+        <w:t xml:space="preserve"> I used a fixed correlation threshold for edges and got a graph with density 1.0, with every character connected to every other, which measures nothing. The cause is that every character article shares the franchise trend, so on raw levels every pair correlates above 0.9.</w:t>
       </w:r>
     </w:p>
     <w:p>
       <w:r>
-        <w:t>Two fixes: take week-on-week differences before correlating, so the shared trend is removed, and set the edge threshold from the data (75th percentile of observed correlations) rather than picking a number. Also Spearman rather than Pearson, because several weeks in this data are enormous and would dominate a Pearson coefficient.</w:t>
+        <w:t>Two fixes: take week on week differences before correlating, so the shared trend is removed, and set the edge threshold from the data (75th percentile of observed correlations) rather than picking a number. Also Spearman rather than Pearson, because several weeks in this data are enormous and would dominate a Pearson coefficient.</w:t>
       </w:r>
     </w:p>
     <w:p>
@@ -2974,13 +2968,12 @@
         <w:rPr>
           <w:b/>
         </w:rPr>
-        <w:t>The interest-to-sales elasticity could not be measured.</w:t>
+        <w:t>The interest to sales elasticity could not be measured.</w:t>
       </w:r>
       <w:r>
         <w:t xml:space="preserve"> More on this below; it is the project's central honest failure.</w:t>
       </w:r>
     </w:p>
-    <w:p/>
     <w:p>
       <w:pPr>
         <w:pStyle w:val="Heading2"/>
@@ -3024,7 +3017,7 @@
         <w:t>`30_interest_forecast.py`</w:t>
       </w:r>
       <w:r>
-        <w:t xml:space="preserve"> compares five approaches on a held-out final 52 weeks. The split is by </w:t>
+        <w:t xml:space="preserve"> compares five approaches on a held out final 52 weeks. The split is by </w:t>
       </w:r>
       <w:r>
         <w:rPr>
@@ -3455,7 +3448,7 @@
     </w:p>
     <w:p>
       <w:r>
-        <w:t xml:space="preserve">I had a choice: present a non-significant coefficient as if it were a measurement, or declare the conversion as an assumption and be explicit about it. I chose the second. </w:t>
+        <w:t xml:space="preserve">I had a choice: present a not significant coefficient as if it were a measurement, or declare the conversion as an assumption and be explicit about it. I chose the second. </w:t>
       </w:r>
       <w:r>
         <w:rPr>
@@ -3475,7 +3468,7 @@
         <w:t>the largest single uncertainty in the project</w:t>
       </w:r>
       <w:r>
-        <w:t>, and the recommendation is reported across a range of it. Across 0.15 to 0.70 the central season runs from $1.99m to $2.53m — a spread wider than the gap between my low and high demand scenarios. Anyone reviewing this work should start there.</w:t>
+        <w:t>, and the recommendation is reported across a range of it. Across 0.15 to 0.70 the central season runs from $1.99m to $2.53m, a spread of $0.54m against a gap of $0.66m between my low and high demand scenarios. Anyone reviewing this work should start there.</w:t>
       </w:r>
     </w:p>
     <w:p>
@@ -3486,7 +3479,7 @@
         <w:t>`32_spell_classifier.py`</w:t>
       </w:r>
       <w:r>
-        <w:t xml:space="preserve"> classifies spells into categories from their names alone, using TF-IDF over character n-grams and logistic regression. It beats the majority-class baseline on macro F1 and </w:t>
+        <w:t xml:space="preserve"> classifies spells into categories from their effect descriptions, using TF-IDF over character n-grams and logistic regression. It beats the majority class baseline on macro F1 and </w:t>
       </w:r>
       <w:r>
         <w:rPr>
@@ -3498,7 +3491,6 @@
         <w:t xml:space="preserve"> to it on accuracy (51% against 57%), which is what happens when classes are imbalanced and a model spreads its predictions across all of them. I report both numbers rather than the flattering one.</w:t>
       </w:r>
     </w:p>
-    <w:p/>
     <w:p>
       <w:pPr>
         <w:pStyle w:val="Heading2"/>
@@ -3529,7 +3521,7 @@
         <w:t>imposed</w:t>
       </w:r>
       <w:r>
-        <w:t xml:space="preserve">, not fitted. No model can learn the effect of an event that has never happened in this series, so the forecast supplies the counterfactual — what attention would do with no premiere — and three scenarios add an event response taken from multiples I measured on real franchise events in </w:t>
+        <w:t xml:space="preserve">, not fitted. No model can learn the effect of an event that has never happened in this series, so the forecast supplies the counterfactual, which is what attention would do with no premiere, and three scenarios add an event response taken from multiples I measured on real franchise events in </w:t>
       </w:r>
       <w:r>
         <w:rPr>
@@ -3554,7 +3546,7 @@
     </w:p>
     <w:p>
       <w:r>
-        <w:t>The split between the pre-Christmas and January positions comes from a newsvendor calculation. The critical ratio compares the cost of understocking against the cost of overstocking: a lost sale costs 0.48 per retail dollar, a marked-down one 0.04. That implies a 93% service level, which nearly agrees with the 95% default and is derived rather than assumed.</w:t>
+        <w:t>The split between the pre Christmas and January positions comes from a newsvendor calculation. The critical ratio compares the cost of understocking against the cost of overstocking: a lost sale costs 0.48 per retail dollar, a marked down one 0.04. That implies a 93% service level, which nearly agrees with the 95% default and is derived rather than assumed.</w:t>
       </w:r>
     </w:p>
     <w:p>
@@ -3650,7 +3642,7 @@
               <w:rPr>
                 <w:sz w:val="18"/>
               </w:rPr>
-              <w:t xml:space="preserve"> at retail, Nov 2026 – Mar 2027</w:t>
+              <w:t xml:space="preserve"> at retail, Nov 2026 to Mar 2027</w:t>
             </w:r>
           </w:p>
         </w:tc>
@@ -3850,7 +3842,7 @@
               <w:rPr>
                 <w:sz w:val="18"/>
               </w:rPr>
-              <w:t>Imported order-by</w:t>
+              <w:t>Imported order by</w:t>
             </w:r>
           </w:p>
         </w:tc>
@@ -3880,7 +3872,7 @@
     <w:p/>
     <w:p>
       <w:r>
-        <w:t>That last row is a finding in its own right. Three of the six order-by dates had already passed as of the analysis date. That is a fact about timing, not a defect in the analysis, but it constrains what the retailer can now act on — and it is the kind of thing an analysis that only reported a quantity would have missed.</w:t>
+        <w:t>That last row is a finding in its own right. Three of the six order by dates had already passed as of the analysis date. That is a fact about timing, not a defect in the analysis, but it constrains what the retailer can now act on, and it is the kind of thing an analysis that only reported a quantity would have missed.</w:t>
       </w:r>
     </w:p>
     <w:p>
@@ -3908,7 +3900,6 @@
         <w:t xml:space="preserve"> is 0.85, and it exists because of that.</w:t>
       </w:r>
     </w:p>
-    <w:p/>
     <w:p>
       <w:pPr>
         <w:pStyle w:val="Heading2"/>
@@ -3925,7 +3916,7 @@
         <w:t>`50_engine_comparison.py`</w:t>
       </w:r>
       <w:r>
-        <w:t xml:space="preserve"> compares pandas against Dask on the parts inventory — 1.56m rows, replicated 1× to 8× up to 12.5m — measuring wall time and peak memory with </w:t>
+        <w:t xml:space="preserve"> compares pandas against Dask on the parts inventory (1.56m rows, replicated 1× to 8× up to 12.5m), measuring wall time and peak memory with </w:t>
       </w:r>
       <w:r>
         <w:rPr>
@@ -3963,7 +3954,7 @@
         <w:t>.pbip</w:t>
       </w:r>
       <w:r>
-        <w:t xml:space="preserve"> text format — a TMSL model definition, Power Query M expressions, and 30 visuals across 6 pages, all written as code from </w:t>
+        <w:t xml:space="preserve"> text format: a TMSL model definition, Power Query M expressions, and 30 visuals across 6 pages, all written as code from </w:t>
       </w:r>
       <w:r>
         <w:rPr>
@@ -4007,7 +3998,7 @@
         <w:t>`24_web_export.py` and `web/`</w:t>
       </w:r>
       <w:r>
-        <w:t xml:space="preserve"> produce a one-page HTML summary. Every number on the page is written in by </w:t>
+        <w:t xml:space="preserve"> produce a one page HTML summary. Every number on the page is written in by </w:t>
       </w:r>
       <w:r>
         <w:rPr>
@@ -4063,7 +4054,7 @@
         <w:t>results</w:t>
       </w:r>
       <w:r>
-        <w:t xml:space="preserve"> — </w:t>
+        <w:t xml:space="preserve">: </w:t>
       </w:r>
       <w:r>
         <w:rPr>
@@ -4085,10 +4076,8 @@
         <w:t>data_dictionary.md</w:t>
       </w:r>
       <w:r>
-        <w:t>,</w:t>
-      </w:r>
-    </w:p>
-    <w:p>
+        <w:t xml:space="preserve">, </w:t>
+      </w:r>
       <w:r>
         <w:rPr>
           <w:rFonts w:ascii="Consolas" w:hAnsi="Consolas"/>
@@ -4143,20 +4132,14 @@
         <w:t>reasoning</w:t>
       </w:r>
       <w:r>
-        <w:t xml:space="preserve"> — the methods note, the ethics note and</w:t>
+        <w:t>: the methods note, the ethics note, the open questions and this walkthrough. No script can produce the judgement in them, so I write them by hand. I first kept them as Word only, and they drifted every time the project changed. Now they live as Markdown too, and this script turns them into Word on every run, so I only ever edit Markdown.</w:t>
       </w:r>
     </w:p>
     <w:p>
       <w:r>
-        <w:t>the open questions. No script can produce the judgement in them, so they live as Word only and this script never writes them.</w:t>
+        <w:t>The reason for the split: a results document a person can edit will eventually disagree with the data, and a reasoning document a script can overwrite will eventually lose the reasoning.</w:t>
       </w:r>
     </w:p>
-    <w:p>
-      <w:r>
-        <w:t>The reason for the split: a results document a person can edit will eventually disagree with the data, and a reasoning document a script can overwrite will eventually lose the reasoning.</w:t>
-      </w:r>
-    </w:p>
-    <w:p/>
     <w:p>
       <w:pPr>
         <w:pStyle w:val="Heading2"/>
@@ -4364,7 +4347,7 @@
               <w:rPr>
                 <w:sz w:val="18"/>
               </w:rPr>
-              <w:t>, plus a note on the one package deliberately absent.</w:t>
+              <w:t>, plus a note on the packages deliberately left out.</w:t>
             </w:r>
           </w:p>
         </w:tc>
@@ -4527,15 +4510,7 @@
         <w:pStyle w:val="Heading3"/>
       </w:pPr>
       <w:r>
-        <w:rPr>
-          <w:rFonts w:ascii="Consolas" w:hAnsi="Consolas"/>
-          <w:color w:val="0E7C86"/>
-          <w:sz w:val="19"/>
-        </w:rPr>
-        <w:t>src/utils/</w:t>
-      </w:r>
-      <w:r>
-        <w:t xml:space="preserve"> — shared helpers</w:t>
+        <w:t>src/utils/: shared helpers</w:t>
       </w:r>
     </w:p>
     <w:tbl>
@@ -4725,7 +4700,7 @@
               <w:rPr>
                 <w:sz w:val="18"/>
               </w:rPr>
-              <w:t xml:space="preserve">The one HTTP client: identified, rate-limited, retried, honours </w:t>
+              <w:t xml:space="preserve">The one HTTP client: identified, rate limited, retried, honours </w:t>
             </w:r>
             <w:r>
               <w:rPr>
@@ -4859,7 +4834,7 @@
               <w:rPr>
                 <w:sz w:val="18"/>
               </w:rPr>
-              <w:t xml:space="preserve"> (rows in, rows out, duration → </w:t>
+              <w:t xml:space="preserve"> (rows in, rows out, duration, written to </w:t>
             </w:r>
             <w:r>
               <w:rPr>
@@ -4887,7 +4862,7 @@
               <w:rPr>
                 <w:sz w:val="18"/>
               </w:rPr>
-              <w:t xml:space="preserve"> → </w:t>
+              <w:t xml:space="preserve">, which writes to </w:t>
             </w:r>
             <w:r>
               <w:rPr>
@@ -4993,7 +4968,7 @@
               <w:rPr>
                 <w:sz w:val="18"/>
               </w:rPr>
-              <w:t>Markdown → styled Word, same palette.</w:t>
+              <w:t>Turns Markdown into styled Word, same palette.</w:t>
             </w:r>
           </w:p>
         </w:tc>
@@ -5093,7 +5068,7 @@
               <w:rPr>
                 <w:sz w:val="18"/>
               </w:rPr>
-              <w:t xml:space="preserve"> — puts the repo root on </w:t>
+              <w:t xml:space="preserve">: puts the repo root on </w:t>
             </w:r>
             <w:r>
               <w:rPr>
@@ -5223,7 +5198,7 @@
               <w:rPr>
                 <w:sz w:val="18"/>
               </w:rPr>
-              <w:t>Exactly what the source returned. Read-only.</w:t>
+              <w:t>Exactly what the source returned. Read only.</w:t>
             </w:r>
           </w:p>
         </w:tc>
@@ -5357,7 +5332,7 @@
               <w:rPr>
                 <w:sz w:val="18"/>
               </w:rPr>
-              <w:t>The five joined, analysis-ready tables.</w:t>
+              <w:t>The five joined, ready for analysis tables.</w:t>
             </w:r>
           </w:p>
         </w:tc>
@@ -5460,7 +5435,7 @@
               <w:rPr>
                 <w:sz w:val="18"/>
               </w:rPr>
-              <w:t xml:space="preserve"> — hand-entered, unregenerable.</w:t>
+              <w:t>: hand entered, unregenerable.</w:t>
             </w:r>
           </w:p>
         </w:tc>
@@ -5582,7 +5557,21 @@
               <w:rPr>
                 <w:sz w:val="18"/>
               </w:rPr>
-              <w:t>58 CSVs. Every number any document, chart or page cites.</w:t>
+              <w:t xml:space="preserve">29 CSVs, each with a </w:t>
+            </w:r>
+            <w:r>
+              <w:rPr>
+                <w:rFonts w:ascii="Consolas" w:hAnsi="Consolas"/>
+                <w:color w:val="0E7C86"/>
+                <w:sz w:val="18"/>
+              </w:rPr>
+              <w:t>.meta.json</w:t>
+            </w:r>
+            <w:r>
+              <w:rPr>
+                <w:sz w:val="18"/>
+              </w:rPr>
+              <w:t xml:space="preserve"> sidecar. Every number any document, chart or page cites.</w:t>
             </w:r>
           </w:p>
         </w:tc>
@@ -5720,7 +5709,7 @@
               <w:rPr>
                 <w:sz w:val="18"/>
               </w:rPr>
-              <w:t>The single-page infographic.</w:t>
+              <w:t>The single page infographic.</w:t>
             </w:r>
           </w:p>
         </w:tc>
@@ -5840,7 +5829,21 @@
               <w:rPr>
                 <w:sz w:val="18"/>
               </w:rPr>
-              <w:t xml:space="preserve"> Power BI project.</w:t>
+              <w:t xml:space="preserve"> Power BI project, and </w:t>
+            </w:r>
+            <w:r>
+              <w:rPr>
+                <w:rFonts w:ascii="Consolas" w:hAnsi="Consolas"/>
+                <w:color w:val="0E7C86"/>
+                <w:sz w:val="18"/>
+              </w:rPr>
+              <w:t>DataWizardry.pbix</w:t>
+            </w:r>
+            <w:r>
+              <w:rPr>
+                <w:sz w:val="18"/>
+              </w:rPr>
+              <w:t>, my saved copy of it with the colour theme applied.</w:t>
             </w:r>
           </w:p>
         </w:tc>
@@ -6242,7 +6245,7 @@
                 <w:color w:val="0E7C86"/>
                 <w:sz w:val="18"/>
               </w:rPr>
-              <w:t>docs/word/methods.docx</w:t>
+              <w:t>docs/methods.md</w:t>
             </w:r>
           </w:p>
         </w:tc>
@@ -6284,7 +6287,7 @@
               <w:rPr>
                 <w:sz w:val="18"/>
               </w:rPr>
-              <w:t>Me. Never touched by a script.</w:t>
+              <w:t>Me</w:t>
             </w:r>
           </w:p>
         </w:tc>
@@ -6309,7 +6312,7 @@
                 <w:color w:val="0E7C86"/>
                 <w:sz w:val="18"/>
               </w:rPr>
-              <w:t>docs/word/ethics.docx</w:t>
+              <w:t>docs/ethics.md</w:t>
             </w:r>
           </w:p>
         </w:tc>
@@ -6351,7 +6354,7 @@
               <w:rPr>
                 <w:sz w:val="18"/>
               </w:rPr>
-              <w:t>Me.</w:t>
+              <w:t>Me</w:t>
             </w:r>
           </w:p>
         </w:tc>
@@ -6376,7 +6379,7 @@
                 <w:color w:val="0E7C86"/>
                 <w:sz w:val="18"/>
               </w:rPr>
-              <w:t>docs/word/open_questions.docx</w:t>
+              <w:t>docs/open_questions.md</w:t>
             </w:r>
           </w:p>
         </w:tc>
@@ -6418,7 +6421,7 @@
               <w:rPr>
                 <w:sz w:val="18"/>
               </w:rPr>
-              <w:t>Me.</w:t>
+              <w:t>Me</w:t>
             </w:r>
           </w:p>
         </w:tc>
@@ -6443,7 +6446,7 @@
                 <w:color w:val="0E7C86"/>
                 <w:sz w:val="18"/>
               </w:rPr>
-              <w:t>docs/word/Data_Wizardry_Report.docx</w:t>
+              <w:t>docs/build_walkthrough.md</w:t>
             </w:r>
           </w:p>
         </w:tc>
@@ -6464,7 +6467,7 @@
               <w:rPr>
                 <w:sz w:val="18"/>
               </w:rPr>
-              <w:t>Combined</w:t>
+              <w:t>Authored</w:t>
             </w:r>
           </w:p>
         </w:tc>
@@ -6483,17 +6486,159 @@
             </w:r>
             <w:r>
               <w:rPr>
+                <w:sz w:val="18"/>
+              </w:rPr>
+              <w:t>Me</w:t>
+            </w:r>
+          </w:p>
+        </w:tc>
+      </w:tr>
+      <w:tr>
+        <w:tc>
+          <w:tcPr>
+            <w:tcW w:type="dxa" w:w="3120"/>
+          </w:tcPr>
+          <w:p>
+            <w:pPr>
+              <w:spacing w:after="40"/>
+            </w:pPr>
+            <w:r>
+              <w:rPr>
+                <w:sz w:val="18"/>
+              </w:rPr>
+            </w:r>
+            <w:r>
+              <w:rPr>
                 <w:rFonts w:ascii="Consolas" w:hAnsi="Consolas"/>
                 <w:color w:val="0E7C86"/>
                 <w:sz w:val="18"/>
               </w:rPr>
+              <w:t>docs/word/*.docx</w:t>
+            </w:r>
+          </w:p>
+        </w:tc>
+        <w:tc>
+          <w:tcPr>
+            <w:tcW w:type="dxa" w:w="3120"/>
+          </w:tcPr>
+          <w:p>
+            <w:pPr>
+              <w:spacing w:after="40"/>
+            </w:pPr>
+            <w:r>
+              <w:rPr>
+                <w:sz w:val="18"/>
+              </w:rPr>
+            </w:r>
+            <w:r>
+              <w:rPr>
+                <w:sz w:val="18"/>
+              </w:rPr>
+              <w:t>Generated</w:t>
+            </w:r>
+          </w:p>
+        </w:tc>
+        <w:tc>
+          <w:tcPr>
+            <w:tcW w:type="dxa" w:w="3120"/>
+          </w:tcPr>
+          <w:p>
+            <w:pPr>
+              <w:spacing w:after="40"/>
+            </w:pPr>
+            <w:r>
+              <w:rPr>
+                <w:sz w:val="18"/>
+              </w:rPr>
+            </w:r>
+            <w:r>
+              <w:rPr>
+                <w:rFonts w:ascii="Consolas" w:hAnsi="Consolas"/>
+                <w:color w:val="0E7C86"/>
+                <w:sz w:val="18"/>
+              </w:rPr>
               <w:t>60_build_report.py</w:t>
             </w:r>
             <w:r>
               <w:rPr>
                 <w:sz w:val="18"/>
               </w:rPr>
-              <w:t>, merging all six in reading order</w:t>
+              <w:t>, one Word copy of every Markdown document above</w:t>
+            </w:r>
+          </w:p>
+        </w:tc>
+      </w:tr>
+      <w:tr>
+        <w:tc>
+          <w:tcPr>
+            <w:tcW w:type="dxa" w:w="3120"/>
+          </w:tcPr>
+          <w:p>
+            <w:pPr>
+              <w:spacing w:after="40"/>
+            </w:pPr>
+            <w:r>
+              <w:rPr>
+                <w:sz w:val="18"/>
+              </w:rPr>
+            </w:r>
+            <w:r>
+              <w:rPr>
+                <w:rFonts w:ascii="Consolas" w:hAnsi="Consolas"/>
+                <w:color w:val="0E7C86"/>
+                <w:sz w:val="18"/>
+              </w:rPr>
+              <w:t>docs/word/Data_Wizardry_Report.docx</w:t>
+            </w:r>
+          </w:p>
+        </w:tc>
+        <w:tc>
+          <w:tcPr>
+            <w:tcW w:type="dxa" w:w="3120"/>
+          </w:tcPr>
+          <w:p>
+            <w:pPr>
+              <w:spacing w:after="40"/>
+            </w:pPr>
+            <w:r>
+              <w:rPr>
+                <w:sz w:val="18"/>
+              </w:rPr>
+            </w:r>
+            <w:r>
+              <w:rPr>
+                <w:sz w:val="18"/>
+              </w:rPr>
+              <w:t>Combined</w:t>
+            </w:r>
+          </w:p>
+        </w:tc>
+        <w:tc>
+          <w:tcPr>
+            <w:tcW w:type="dxa" w:w="3120"/>
+          </w:tcPr>
+          <w:p>
+            <w:pPr>
+              <w:spacing w:after="40"/>
+            </w:pPr>
+            <w:r>
+              <w:rPr>
+                <w:sz w:val="18"/>
+              </w:rPr>
+            </w:r>
+            <w:r>
+              <w:rPr>
+                <w:rFonts w:ascii="Consolas" w:hAnsi="Consolas"/>
+                <w:color w:val="0E7C86"/>
+                <w:sz w:val="18"/>
+              </w:rPr>
+              <w:t>60_build_report.py</w:t>
+            </w:r>
+            <w:r>
+              <w:rPr>
+                <w:sz w:val="18"/>
+              </w:rPr>
+              <w:t>, merging six of them in reading order</w:t>
             </w:r>
           </w:p>
         </w:tc>
@@ -6852,7 +6997,6 @@
       </w:tr>
     </w:tbl>
     <w:p/>
-    <w:p/>
     <w:p>
       <w:pPr>
         <w:pStyle w:val="Heading2"/>
@@ -6873,6 +7017,41 @@
           <w:sz w:val="18"/>
         </w:rPr>
         <w:t>python -m pip install -r requirements.txt</w:t>
+        <w:br/>
+        <w:t>for f in src/collect/*.py src/clean/*.py src/analysis/*.py src/models/*.py src/retail/*.py src/bigdata/*.py; do python "$f"; done</w:t>
+        <w:br/>
+        <w:t>python src/analysis/24_web_export.py</w:t>
+        <w:br/>
+        <w:t>python src/analysis/28_infographic.py</w:t>
+        <w:br/>
+        <w:t>python src/report/60_build_report.py</w:t>
+      </w:r>
+    </w:p>
+    <w:p>
+      <w:r>
+        <w:t xml:space="preserve">Collection takes about 20 minutes, almost all of it deliberate rate limit waiting. The rest of the build takes about 3 minutes. Deleting </w:t>
+      </w:r>
+      <w:r>
+        <w:rPr>
+          <w:rFonts w:ascii="Consolas" w:hAnsi="Consolas"/>
+          <w:color w:val="0E7C86"/>
+          <w:sz w:val="19"/>
+        </w:rPr>
+        <w:t>data/</w:t>
+      </w:r>
+      <w:r>
+        <w:t xml:space="preserve"> entirely and rerunning rebuilds every cleaned and processed table, apart from the two hand entered files in </w:t>
+      </w:r>
+      <w:r>
+        <w:rPr>
+          <w:rFonts w:ascii="Consolas" w:hAnsi="Consolas"/>
+          <w:color w:val="0E7C86"/>
+          <w:sz w:val="19"/>
+        </w:rPr>
+        <w:t>data/external</w:t>
+      </w:r>
+      <w:r>
+        <w:t>, which no script can regenerate.</w:t>
       </w:r>
     </w:p>
     <w:p>
@@ -6886,65 +7065,11 @@
           <w:color w:val="5F7A80"/>
           <w:sz w:val="18"/>
         </w:rPr>
-        <w:t>for f in src/collect/*.py src/clean/*.py src/analysis/*.py src/models/*.py src/retail/*.py src/bigdata/*.py src/report/*.py; do python "$f"; done</w:t>
+        <w:t>python -m pytest tests/ -q</w:t>
+        <w:br/>
+        <w:t>python -m ruff check src/ tests/</w:t>
       </w:r>
     </w:p>
-    <w:p>
-      <w:r>
-        <w:t xml:space="preserve">Collection takes about 20 minutes, almost all of it deliberate rate-limit waiting. The rest of the build takes about 3 minutes. Deleting </w:t>
-      </w:r>
-      <w:r>
-        <w:rPr>
-          <w:rFonts w:ascii="Consolas" w:hAnsi="Consolas"/>
-          <w:color w:val="0E7C86"/>
-          <w:sz w:val="19"/>
-        </w:rPr>
-        <w:t>data/</w:t>
-      </w:r>
-      <w:r>
-        <w:t xml:space="preserve"> entirely and rerunning rebuilds every cleaned and processed table — apart from the two hand-entered files in </w:t>
-      </w:r>
-      <w:r>
-        <w:rPr>
-          <w:rFonts w:ascii="Consolas" w:hAnsi="Consolas"/>
-          <w:color w:val="0E7C86"/>
-          <w:sz w:val="19"/>
-        </w:rPr>
-        <w:t>data/external</w:t>
-      </w:r>
-      <w:r>
-        <w:t>, which no script can regenerate.</w:t>
-      </w:r>
-    </w:p>
-    <w:p>
-      <w:pPr>
-        <w:spacing w:before="80"/>
-        <w:ind w:left="360"/>
-      </w:pPr>
-      <w:r>
-        <w:rPr>
-          <w:rFonts w:ascii="Consolas" w:hAnsi="Consolas"/>
-          <w:color w:val="5F7A80"/>
-          <w:sz w:val="18"/>
-        </w:rPr>
-        <w:t>python -m pytest tests/ -q</w:t>
-      </w:r>
-    </w:p>
-    <w:p>
-      <w:pPr>
-        <w:spacing w:before="80"/>
-        <w:ind w:left="360"/>
-      </w:pPr>
-      <w:r>
-        <w:rPr>
-          <w:rFonts w:ascii="Consolas" w:hAnsi="Consolas"/>
-          <w:color w:val="5F7A80"/>
-          <w:sz w:val="18"/>
-        </w:rPr>
-        <w:t>python -m ruff check src/ tests/</w:t>
-      </w:r>
-    </w:p>
-    <w:p/>
     <w:p>
       <w:pPr>
         <w:pStyle w:val="Heading2"/>
@@ -7036,7 +7161,7 @@
         <w:t>Keep the negative results.</w:t>
       </w:r>
       <w:r>
-        <w:t xml:space="preserve"> The elasticity that could not be measured, the character network that had to be rebuilt, the classifier that loses on accuracy, the Dask comparison where pandas won — these are the parts of the project that a reader can actually trust, because they show what happens when the data does not cooperate. A project where everything worked is a project where nobody looked hard enough.</w:t>
+        <w:t xml:space="preserve"> The elasticity that could not be measured, the character network that had to be rebuilt, the classifier that loses on accuracy, the Dask comparison where pandas won: these are the parts of the project that a reader can actually trust, because they show what happens when the data does not cooperate. A project where everything worked is a project where nobody looked hard enough.</w:t>
       </w:r>
     </w:p>
     <w:p>
